--- a/Semester 6/optical fiber/template/template report.docx
+++ b/Semester 6/optical fiber/template/template report.docx
@@ -456,6 +456,161 @@
         <w:rPr>
           <w:rFonts w:ascii="Calibri" w:hAnsi="Calibri" w:cs="Calibri"/>
           <w:b/>
+          <w:bCs/>
+          <w:color w:val="000000"/>
+          <w:sz w:val="22"/>
+          <w:szCs w:val="22"/>
+          <w:lang w:val="en-US" w:bidi="ar-SA"/>
+        </w:rPr>
+      </w:pPr>
+      <w:r>
+        <w:rPr>
+          <w:rFonts w:ascii="Calibri" w:hAnsi="Calibri" w:cs="Calibri"/>
+          <w:b/>
+          <w:color w:val="000000"/>
+          <w:sz w:val="22"/>
+          <w:szCs w:val="22"/>
+          <w:lang w:val="en-US" w:bidi="ar-SA"/>
+        </w:rPr>
+      </w:r>
+      <w:r>
+        <w:rPr>
+          <w:rFonts w:ascii="Calibri" w:hAnsi="Calibri" w:cs="Calibri"/>
+          <w:b/>
+          <w:color w:val="000000"/>
+          <w:sz w:val="22"/>
+          <w:szCs w:val="22"/>
+          <w:lang w:val="en-US" w:bidi="ar-SA"/>
+        </w:rPr>
+      </w:r>
+      <w:r>
+        <w:rPr>
+          <w:rFonts w:ascii="Calibri" w:hAnsi="Calibri" w:cs="Calibri"/>
+          <w:b/>
+          <w:bCs/>
+          <w:color w:val="000000"/>
+          <w:sz w:val="22"/>
+          <w:szCs w:val="22"/>
+          <w:lang w:val="en-US" w:bidi="ar-SA"/>
+        </w:rPr>
+      </w:r>
+    </w:p>
+    <w:p>
+      <w:pPr>
+        <w:pStyle w:val="913"/>
+        <w:pBdr/>
+        <w:tabs>
+          <w:tab w:val="left" w:leader="none" w:pos="3044"/>
+        </w:tabs>
+        <w:spacing/>
+        <w:ind/>
+        <w:rPr>
+          <w:rFonts w:ascii="Calibri" w:hAnsi="Calibri" w:cs="Calibri"/>
+          <w:b/>
+          <w:bCs/>
+          <w:color w:val="000000"/>
+          <w:sz w:val="22"/>
+          <w:szCs w:val="22"/>
+          <w:lang w:val="en-US" w:bidi="ar-SA"/>
+        </w:rPr>
+      </w:pPr>
+      <w:r>
+        <w:rPr>
+          <w:rFonts w:ascii="Calibri" w:hAnsi="Calibri" w:cs="Calibri"/>
+          <w:b/>
+          <w:bCs/>
+          <w:color w:val="000000"/>
+          <w:sz w:val="22"/>
+          <w:szCs w:val="22"/>
+          <w:lang w:val="en-US" w:bidi="ar-SA"/>
+        </w:rPr>
+      </w:r>
+      <w:r>
+        <w:rPr>
+          <w:rFonts w:ascii="Calibri" w:hAnsi="Calibri" w:cs="Calibri"/>
+          <w:b/>
+          <w:bCs/>
+          <w:color w:val="000000"/>
+          <w:sz w:val="22"/>
+          <w:szCs w:val="22"/>
+          <w:lang w:val="en-US" w:bidi="ar-SA"/>
+        </w:rPr>
+      </w:r>
+      <w:r>
+        <w:rPr>
+          <w:rFonts w:ascii="Calibri" w:hAnsi="Calibri" w:cs="Calibri"/>
+          <w:b/>
+          <w:bCs/>
+          <w:color w:val="000000"/>
+          <w:sz w:val="22"/>
+          <w:szCs w:val="22"/>
+          <w:lang w:val="en-US" w:bidi="ar-SA"/>
+        </w:rPr>
+      </w:r>
+    </w:p>
+    <w:p>
+      <w:pPr>
+        <w:pStyle w:val="913"/>
+        <w:pBdr/>
+        <w:tabs>
+          <w:tab w:val="left" w:leader="none" w:pos="3044"/>
+        </w:tabs>
+        <w:spacing/>
+        <w:ind/>
+        <w:rPr>
+          <w:rFonts w:ascii="Calibri" w:hAnsi="Calibri" w:cs="Calibri"/>
+          <w:b/>
+          <w:bCs/>
+          <w:color w:val="000000"/>
+          <w:sz w:val="22"/>
+          <w:szCs w:val="22"/>
+          <w:lang w:val="en-US" w:bidi="ar-SA"/>
+        </w:rPr>
+      </w:pPr>
+      <w:r>
+        <w:rPr>
+          <w:rFonts w:ascii="Calibri" w:hAnsi="Calibri" w:cs="Calibri"/>
+          <w:b/>
+          <w:color w:val="000000"/>
+          <w:sz w:val="22"/>
+          <w:szCs w:val="22"/>
+          <w:lang w:val="en-US" w:bidi="ar-SA"/>
+        </w:rPr>
+      </w:r>
+      <w:r>
+        <w:rPr>
+          <w:rFonts w:ascii="Calibri" w:hAnsi="Calibri" w:cs="Calibri"/>
+          <w:b/>
+          <w:color w:val="000000"/>
+          <w:sz w:val="22"/>
+          <w:szCs w:val="22"/>
+          <w:lang w:val="en-US" w:bidi="ar-SA"/>
+        </w:rPr>
+      </w:r>
+      <w:r>
+        <w:rPr>
+          <w:rFonts w:ascii="Calibri" w:hAnsi="Calibri" w:cs="Calibri"/>
+          <w:b/>
+          <w:bCs/>
+          <w:color w:val="000000"/>
+          <w:sz w:val="22"/>
+          <w:szCs w:val="22"/>
+          <w:lang w:val="en-US" w:bidi="ar-SA"/>
+        </w:rPr>
+      </w:r>
+    </w:p>
+    <w:p>
+      <w:pPr>
+        <w:pStyle w:val="913"/>
+        <w:pBdr/>
+        <w:tabs>
+          <w:tab w:val="left" w:leader="none" w:pos="3044"/>
+        </w:tabs>
+        <w:spacing/>
+        <w:ind/>
+        <w:rPr>
+          <w:rFonts w:ascii="Calibri" w:hAnsi="Calibri" w:cs="Calibri"/>
+          <w:b/>
           <w:color w:val="000000"/>
           <w:sz w:val="22"/>
           <w:szCs w:val="22"/>
@@ -504,55 +659,6 @@
         <w:ind/>
         <w:rPr>
           <w:rFonts w:ascii="Calibri" w:hAnsi="Calibri" w:cs="Calibri"/>
-          <w:b/>
-          <w:color w:val="000000"/>
-          <w:sz w:val="22"/>
-          <w:szCs w:val="22"/>
-          <w:lang w:val="en-US" w:bidi="ar-SA"/>
-        </w:rPr>
-      </w:pPr>
-      <w:r>
-        <w:rPr>
-          <w:rFonts w:ascii="Times New Roman" w:hAnsi="Times New Roman" w:cs="Times New Roman"/>
-          <w:b/>
-          <w:color w:val="ed7d31"/>
-          <w:sz w:val="44"/>
-          <w:szCs w:val="44"/>
-          <w:lang w:val="en-US" w:bidi="ar-SA"/>
-        </w:rPr>
-      </w:r>
-      <w:r>
-        <w:rPr>
-          <w:rFonts w:ascii="Calibri" w:hAnsi="Calibri" w:cs="Calibri"/>
-          <w:b/>
-          <w:color w:val="000000"/>
-          <w:sz w:val="22"/>
-          <w:szCs w:val="22"/>
-          <w:lang w:val="en-US" w:bidi="ar-SA"/>
-        </w:rPr>
-      </w:r>
-      <w:r>
-        <w:rPr>
-          <w:rFonts w:ascii="Calibri" w:hAnsi="Calibri" w:cs="Calibri"/>
-          <w:b/>
-          <w:color w:val="000000"/>
-          <w:sz w:val="22"/>
-          <w:szCs w:val="22"/>
-          <w:lang w:val="en-US" w:bidi="ar-SA"/>
-        </w:rPr>
-      </w:r>
-    </w:p>
-    <w:p>
-      <w:pPr>
-        <w:pStyle w:val="913"/>
-        <w:pBdr/>
-        <w:tabs>
-          <w:tab w:val="left" w:leader="none" w:pos="3044"/>
-        </w:tabs>
-        <w:spacing/>
-        <w:ind/>
-        <w:rPr>
-          <w:rFonts w:ascii="Calibri" w:hAnsi="Calibri" w:cs="Calibri"/>
           <w:color w:val="000000"/>
           <w:sz w:val="22"/>
           <w:szCs w:val="22"/>
@@ -598,14 +704,7 @@
         </w:tabs>
         <w:spacing/>
         <w:ind/>
-        <w:rPr>
-          <w:rFonts w:ascii="Calibri" w:hAnsi="Calibri" w:cs="Calibri"/>
-          <w:b/>
-          <w:color w:val="000000"/>
-          <w:sz w:val="22"/>
-          <w:szCs w:val="22"/>
-          <w:lang w:val="en-US" w:bidi="ar-SA"/>
-        </w:rPr>
+        <w:rPr/>
       </w:pPr>
       <w:r>
         <w:rPr>
@@ -626,7 +725,17 @@
           <w:szCs w:val="40"/>
           <w:lang w:val="en-US" w:bidi="ar-SA"/>
         </w:rPr>
-        <w:t xml:space="preserve">Dr. S.M. Taohidul Islam</w:t>
+        <w:t xml:space="preserve">Golam Md. Muradul Bashir</w:t>
+      </w:r>
+      <w:r>
+        <w:rPr>
+          <w:rFonts w:ascii="Times New Roman" w:hAnsi="Times New Roman" w:cs="Times New Roman"/>
+          <w:b/>
+          <w:color w:val="073763"/>
+          <w:sz w:val="40"/>
+          <w:szCs w:val="40"/>
+          <w:lang w:val="en-US" w:bidi="ar-SA"/>
+        </w:rPr>
         <w:br/>
       </w:r>
       <w:r>
@@ -634,8 +743,8 @@
           <w:rFonts w:ascii="Times New Roman" w:hAnsi="Times New Roman" w:cs="Times New Roman"/>
           <w:b/>
           <w:color w:val="000000"/>
-          <w:sz w:val="36"/>
-          <w:szCs w:val="36"/>
+          <w:sz w:val="32"/>
+          <w:szCs w:val="32"/>
           <w:lang w:val="en-US" w:bidi="ar-SA"/>
         </w:rPr>
         <w:t xml:space="preserve">Professor,</w:t>
@@ -646,22 +755,23 @@
           <w:rFonts w:ascii="Times New Roman" w:hAnsi="Times New Roman" w:cs="Times New Roman"/>
           <w:b/>
           <w:color w:val="000000"/>
-          <w:sz w:val="36"/>
-          <w:szCs w:val="36"/>
+          <w:sz w:val="32"/>
+          <w:szCs w:val="32"/>
           <w:lang w:val="en-US" w:bidi="ar-SA"/>
         </w:rPr>
-        <w:t xml:space="preserve">Department of Electrical and Electronics Engineering</w:t>
+        <w:t xml:space="preserve">Department of Computer and Communication Engineering,</w:t>
+        <w:br/>
       </w:r>
       <w:r>
         <w:rPr>
           <w:rFonts w:ascii="Times New Roman" w:hAnsi="Times New Roman" w:cs="Times New Roman"/>
           <w:b/>
           <w:color w:val="000000"/>
-          <w:sz w:val="24"/>
-          <w:szCs w:val="24"/>
+          <w:sz w:val="32"/>
+          <w:szCs w:val="32"/>
           <w:lang w:val="en-US" w:bidi="ar-SA"/>
         </w:rPr>
-        <w:t xml:space="preserve">.</w:t>
+        <w:t xml:space="preserve">Faculty of Computer Science and Engineering</w:t>
       </w:r>
       <w:r>
         <mc:AlternateContent>
@@ -677,14 +787,14 @@
                 <a:graphic xmlns:a="http://schemas.openxmlformats.org/drawingml/2006/main">
                   <a:graphicData uri="http://schemas.microsoft.com/office/word/2010/wordprocessingShape">
                     <wps:wsp>
-                      <wps:cNvPr id="4" name="Shape2"/>
+                      <wps:cNvPr id="785835703" name="Shape2"/>
                       <wps:cNvSpPr>
                         <a:spLocks noChangeAspect="1"/>
                       </wps:cNvSpPr>
                       <wps:spPr bwMode="auto">
                         <a:xfrm>
                           <a:off x="0" y="0"/>
-                          <a:ext cx="5730839" cy="19474"/>
+                          <a:ext cx="5730838" cy="19473"/>
                         </a:xfrm>
                         <a:prstGeom prst="rect">
                           <a:avLst/>
@@ -718,24 +828,15 @@
       </w:r>
       <w:r>
         <w:rPr>
-          <w:rFonts w:ascii="Calibri" w:hAnsi="Calibri" w:cs="Calibri"/>
+          <w:rFonts w:ascii="Times New Roman" w:hAnsi="Times New Roman" w:cs="Times New Roman"/>
           <w:b/>
           <w:color w:val="000000"/>
-          <w:sz w:val="22"/>
-          <w:szCs w:val="22"/>
+          <w:sz w:val="36"/>
+          <w:szCs w:val="36"/>
           <w:lang w:val="en-US" w:bidi="ar-SA"/>
         </w:rPr>
       </w:r>
-      <w:r>
-        <w:rPr>
-          <w:rFonts w:ascii="Calibri" w:hAnsi="Calibri" w:cs="Calibri"/>
-          <w:b/>
-          <w:color w:val="000000"/>
-          <w:sz w:val="22"/>
-          <w:szCs w:val="22"/>
-          <w:lang w:val="en-US" w:bidi="ar-SA"/>
-        </w:rPr>
-      </w:r>
+      <w:r/>
     </w:p>
     <w:p>
       <w:pPr>
@@ -866,8 +967,8 @@
         <w:rPr>
           <w:rFonts w:ascii="Times New Roman" w:hAnsi="Times New Roman" w:cs="Times New Roman"/>
           <w:color w:val="000000"/>
-          <w:sz w:val="36"/>
-          <w:szCs w:val="36"/>
+          <w:sz w:val="32"/>
+          <w:szCs w:val="32"/>
           <w:lang w:val="en-US" w:bidi="ar-SA"/>
         </w:rPr>
         <w:t xml:space="preserve">ID: </w:t>
@@ -877,8 +978,8 @@
           <w:rFonts w:ascii="Times New Roman" w:hAnsi="Times New Roman" w:cs="Times New Roman"/>
           <w:b/>
           <w:color w:val="000000"/>
-          <w:sz w:val="36"/>
-          <w:szCs w:val="36"/>
+          <w:sz w:val="32"/>
+          <w:szCs w:val="32"/>
           <w:lang w:val="en-US" w:bidi="ar-SA"/>
         </w:rPr>
         <w:t xml:space="preserve">2102024</w:t>
@@ -887,8 +988,8 @@
         <w:rPr>
           <w:rFonts w:ascii="Times New Roman" w:hAnsi="Times New Roman" w:cs="Times New Roman"/>
           <w:color w:val="000000"/>
-          <w:sz w:val="36"/>
-          <w:szCs w:val="36"/>
+          <w:sz w:val="32"/>
+          <w:szCs w:val="32"/>
           <w:lang w:val="en-US" w:bidi="ar-SA"/>
         </w:rPr>
         <w:t xml:space="preserve">, </w:t>
@@ -898,8 +999,8 @@
         <w:rPr>
           <w:rFonts w:ascii="Times New Roman" w:hAnsi="Times New Roman" w:cs="Times New Roman"/>
           <w:color w:val="000000"/>
-          <w:sz w:val="36"/>
-          <w:szCs w:val="36"/>
+          <w:sz w:val="32"/>
+          <w:szCs w:val="32"/>
           <w:lang w:val="en-US" w:bidi="ar-SA"/>
         </w:rPr>
         <w:t xml:space="preserve">Registration No: </w:t>
@@ -909,8 +1010,8 @@
           <w:rFonts w:ascii="Times New Roman" w:hAnsi="Times New Roman" w:cs="Times New Roman"/>
           <w:b/>
           <w:color w:val="000000"/>
-          <w:sz w:val="36"/>
-          <w:szCs w:val="36"/>
+          <w:sz w:val="32"/>
+          <w:szCs w:val="32"/>
           <w:lang w:val="en-US" w:bidi="ar-SA"/>
         </w:rPr>
         <w:t xml:space="preserve">10151</w:t>
@@ -920,8 +1021,8 @@
           <w:rFonts w:ascii="Times New Roman" w:hAnsi="Times New Roman" w:cs="Times New Roman"/>
           <w:b w:val="0"/>
           <w:color w:val="000000"/>
-          <w:sz w:val="36"/>
-          <w:szCs w:val="36"/>
+          <w:sz w:val="32"/>
+          <w:szCs w:val="32"/>
           <w:lang w:val="en-US" w:bidi="ar-SA"/>
         </w:rPr>
         <w:t xml:space="preserve">,</w:t>
@@ -931,8 +1032,8 @@
           <w:rFonts w:ascii="Times New Roman" w:hAnsi="Times New Roman" w:cs="Times New Roman"/>
           <w:b/>
           <w:color w:val="000000"/>
-          <w:sz w:val="36"/>
-          <w:szCs w:val="36"/>
+          <w:sz w:val="32"/>
+          <w:szCs w:val="32"/>
           <w:lang w:val="en-US" w:bidi="ar-SA"/>
         </w:rPr>
         <w:br/>
@@ -942,19 +1043,19 @@
           <w:rFonts w:ascii="Times New Roman" w:hAnsi="Times New Roman" w:cs="Times New Roman"/>
           <w:b w:val="0"/>
           <w:color w:val="000000"/>
-          <w:sz w:val="36"/>
-          <w:szCs w:val="36"/>
+          <w:sz w:val="32"/>
+          <w:szCs w:val="32"/>
           <w:lang w:val="en-US" w:bidi="ar-SA"/>
         </w:rPr>
-        <w:t xml:space="preserve">Semister: </w:t>
+        <w:t xml:space="preserve">Semester: </w:t>
       </w:r>
       <w:r>
         <w:rPr>
           <w:rFonts w:ascii="Times New Roman" w:hAnsi="Times New Roman" w:cs="Times New Roman"/>
           <w:b/>
           <w:color w:val="000000"/>
-          <w:sz w:val="36"/>
-          <w:szCs w:val="36"/>
+          <w:sz w:val="32"/>
+          <w:szCs w:val="32"/>
           <w:lang w:val="en-US" w:bidi="ar-SA"/>
         </w:rPr>
         <w:t xml:space="preserve">6th (L-3, S-2)</w:t>
@@ -964,8 +1065,8 @@
           <w:rFonts w:ascii="Times New Roman" w:hAnsi="Times New Roman" w:cs="Times New Roman"/>
           <w:b w:val="0"/>
           <w:color w:val="000000"/>
-          <w:sz w:val="36"/>
-          <w:szCs w:val="36"/>
+          <w:sz w:val="32"/>
+          <w:szCs w:val="32"/>
           <w:lang w:val="en-US" w:bidi="ar-SA"/>
         </w:rPr>
         <w:t xml:space="preserve">,</w:t>
@@ -975,8 +1076,8 @@
           <w:rFonts w:ascii="Times New Roman" w:hAnsi="Times New Roman" w:cs="Times New Roman"/>
           <w:b/>
           <w:color w:val="000000"/>
-          <w:sz w:val="36"/>
-          <w:szCs w:val="36"/>
+          <w:sz w:val="32"/>
+          <w:szCs w:val="32"/>
           <w:lang w:val="en-US" w:bidi="ar-SA"/>
         </w:rPr>
         <w:br/>
@@ -986,8 +1087,8 @@
           <w:rFonts w:ascii="Times New Roman" w:hAnsi="Times New Roman" w:cs="Times New Roman"/>
           <w:b/>
           <w:color w:val="000000"/>
-          <w:sz w:val="36"/>
-          <w:szCs w:val="36"/>
+          <w:sz w:val="32"/>
+          <w:szCs w:val="32"/>
           <w:lang w:val="en-US" w:bidi="ar-SA"/>
         </w:rPr>
         <w:t xml:space="preserve">Faculty of Computer Science and Engineering.</w:t>
@@ -1115,8 +1216,8 @@
         <w:rPr>
           <w:rFonts w:ascii="Calibri" w:hAnsi="Calibri" w:cs="Calibri"/>
           <w:color w:val="000000"/>
-          <w:sz w:val="22"/>
-          <w:szCs w:val="22"/>
+          <w:sz w:val="20"/>
+          <w:szCs w:val="20"/>
           <w:lang w:val="en-US" w:bidi="ar-SA"/>
         </w:rPr>
       </w:pPr>
@@ -1124,8 +1225,8 @@
         <w:rPr>
           <w:rFonts w:ascii="Times New Roman" w:hAnsi="Times New Roman" w:cs="Times New Roman"/>
           <w:color w:val="000000"/>
-          <w:sz w:val="36"/>
-          <w:szCs w:val="36"/>
+          <w:sz w:val="32"/>
+          <w:szCs w:val="32"/>
           <w:lang w:val="en-US" w:bidi="ar-SA"/>
         </w:rPr>
         <w:t xml:space="preserve">Course Code: </w:t>
@@ -1135,29 +1236,29 @@
           <w:rFonts w:ascii="Times New Roman" w:hAnsi="Times New Roman" w:cs="Times New Roman"/>
           <w:b/>
           <w:color w:val="000000"/>
-          <w:sz w:val="36"/>
-          <w:szCs w:val="36"/>
+          <w:sz w:val="32"/>
+          <w:szCs w:val="32"/>
           <w:lang w:val="en-US" w:bidi="ar-SA"/>
         </w:rPr>
-        <w:t xml:space="preserve">EEE-322</w:t>
+        <w:t xml:space="preserve">CCE 323 </w:t>
         <w:br/>
       </w:r>
       <w:r>
         <w:rPr>
           <w:rFonts w:ascii="Times New Roman" w:hAnsi="Times New Roman" w:cs="Times New Roman"/>
           <w:color w:val="000000"/>
-          <w:sz w:val="36"/>
-          <w:szCs w:val="36"/>
+          <w:sz w:val="32"/>
+          <w:szCs w:val="32"/>
           <w:lang w:val="en-US" w:bidi="ar-SA"/>
         </w:rPr>
-        <w:t xml:space="preserve">Course TItle:</w:t>
+        <w:t xml:space="preserve">Course Title:</w:t>
       </w:r>
       <w:r>
         <w:rPr>
           <w:rFonts w:ascii="Times New Roman" w:hAnsi="Times New Roman" w:cs="Times New Roman"/>
           <w:color w:val="000000"/>
-          <w:sz w:val="36"/>
-          <w:szCs w:val="36"/>
+          <w:sz w:val="32"/>
+          <w:szCs w:val="32"/>
           <w:lang w:val="en-US" w:bidi="ar-SA"/>
         </w:rPr>
         <w:t xml:space="preserve"> </w:t>
@@ -1167,57 +1268,64 @@
           <w:rFonts w:ascii="Times New Roman" w:hAnsi="Times New Roman" w:cs="Times New Roman"/>
           <w:b/>
           <w:color w:val="000000"/>
-          <w:sz w:val="36"/>
-          <w:szCs w:val="36"/>
+          <w:sz w:val="32"/>
+          <w:szCs w:val="32"/>
           <w:lang w:val="en-US" w:bidi="ar-SA"/>
         </w:rPr>
-        <w:t xml:space="preserve">Digital Electronics and Pulse Techniques </w:t>
-        <w:tab/>
-        <w:tab/>
-        <w:tab/>
-        <w:tab/>
-        <w:t xml:space="preserve">       Sessional</w:t>
+        <w:t xml:space="preserve">Optical Fiber Communication</w:t>
+        <w:br/>
       </w:r>
       <w:r>
         <w:rPr>
           <w:rFonts w:ascii="Times New Roman" w:hAnsi="Times New Roman" w:cs="Times New Roman"/>
           <w:color w:val="000000"/>
-          <w:sz w:val="36"/>
-          <w:szCs w:val="36"/>
+          <w:sz w:val="32"/>
+          <w:szCs w:val="32"/>
           <w:lang w:val="en-US" w:bidi="ar-SA"/>
         </w:rPr>
-        <w:br/>
         <w:t xml:space="preserve">Assignment title: </w:t>
       </w:r>
       <w:r>
         <w:rPr>
           <w:rFonts w:ascii="Times New Roman" w:hAnsi="Times New Roman" w:cs="Times New Roman"/>
           <w:b/>
+          <w:bCs/>
           <w:color w:val="000000"/>
-          <w:sz w:val="36"/>
-          <w:szCs w:val="36"/>
+          <w:sz w:val="32"/>
+          <w:szCs w:val="32"/>
           <w:lang w:val="en-US" w:bidi="ar-SA"/>
         </w:rPr>
-        <w:t xml:space="preserve">Simulation r</w:t>
+        <w:t xml:space="preserve">Comprehensive Review</w:t>
+      </w:r>
+      <w:r>
+        <w:rPr>
+          <w:rFonts w:ascii="Times New Roman" w:hAnsi="Times New Roman" w:cs="Times New Roman"/>
+          <w:b/>
+          <w:bCs/>
+          <w:color w:val="000000"/>
+          <w:sz w:val="32"/>
+          <w:szCs w:val="32"/>
+          <w:lang w:val="en-US" w:bidi="ar-SA"/>
+        </w:rPr>
+        <w:t xml:space="preserve"> </w:t>
       </w:r>
       <w:r>
         <w:rPr>
           <w:rFonts w:ascii="Times New Roman" w:hAnsi="Times New Roman" w:cs="Times New Roman"/>
           <w:b/>
           <w:color w:val="000000"/>
-          <w:sz w:val="36"/>
-          <w:szCs w:val="36"/>
+          <w:sz w:val="32"/>
+          <w:szCs w:val="32"/>
           <w:lang w:val="en-US" w:bidi="ar-SA"/>
         </w:rPr>
-        <w:t xml:space="preserve">eport book</w:t>
         <w:br/>
       </w:r>
       <w:r>
         <w:rPr>
           <w:rFonts w:ascii="Times New Roman" w:hAnsi="Times New Roman" w:cs="Times New Roman"/>
           <w:color w:val="000000"/>
-          <w:sz w:val="36"/>
-          <w:szCs w:val="36"/>
+          <w:sz w:val="32"/>
+          <w:szCs w:val="32"/>
           <w:lang w:val="en-US" w:bidi="ar-SA"/>
         </w:rPr>
         <w:t xml:space="preserve">Date of submission:</w:t>
@@ -1227,18 +1335,18 @@
           <w:rFonts w:ascii="Times New Roman" w:hAnsi="Times New Roman" w:cs="Times New Roman"/>
           <w:b/>
           <w:color w:val="000000"/>
-          <w:sz w:val="36"/>
-          <w:szCs w:val="36"/>
+          <w:sz w:val="32"/>
+          <w:szCs w:val="32"/>
           <w:lang w:val="en-US" w:bidi="ar-SA"/>
         </w:rPr>
-        <w:t xml:space="preserve"> 10 June, 2026</w:t>
+        <w:t xml:space="preserve"> 14 June, 2026</w:t>
       </w:r>
       <w:r>
         <w:rPr>
           <w:rFonts w:ascii="Times New Roman" w:hAnsi="Times New Roman" w:cs="Times New Roman"/>
           <w:color w:val="000000"/>
-          <w:sz w:val="22"/>
-          <w:szCs w:val="22"/>
+          <w:sz w:val="20"/>
+          <w:szCs w:val="20"/>
           <w:lang w:val="en-US" w:bidi="ar-SA"/>
         </w:rPr>
         <w:br/>
@@ -1247,8 +1355,8 @@
         <w:rPr>
           <w:rFonts w:ascii="Times New Roman" w:hAnsi="Times New Roman" w:cs="Times New Roman"/>
           <w:color w:val="000000"/>
-          <w:sz w:val="22"/>
-          <w:szCs w:val="22"/>
+          <w:sz w:val="20"/>
+          <w:szCs w:val="20"/>
           <w:lang w:val="en-US" w:bidi="ar-SA"/>
         </w:rPr>
       </w:r>
@@ -1257,8 +1365,8 @@
         <w:rPr>
           <w:rFonts w:ascii="Times New Roman" w:hAnsi="Times New Roman" w:cs="Times New Roman"/>
           <w:color w:val="000000"/>
-          <w:sz w:val="22"/>
-          <w:szCs w:val="22"/>
+          <w:sz w:val="20"/>
+          <w:szCs w:val="20"/>
           <w:lang w:val="en-US" w:bidi="ar-SA"/>
         </w:rPr>
       </w:r>
@@ -1267,8 +1375,8 @@
         <w:rPr>
           <w:rFonts w:ascii="Calibri" w:hAnsi="Calibri" w:cs="Calibri"/>
           <w:color w:val="000000"/>
-          <w:sz w:val="22"/>
-          <w:szCs w:val="22"/>
+          <w:sz w:val="20"/>
+          <w:szCs w:val="20"/>
           <w:lang w:val="en-US" w:bidi="ar-SA"/>
         </w:rPr>
       </w:r>
@@ -1276,8 +1384,8 @@
         <w:rPr>
           <w:rFonts w:ascii="Calibri" w:hAnsi="Calibri" w:cs="Calibri"/>
           <w:color w:val="000000"/>
-          <w:sz w:val="22"/>
-          <w:szCs w:val="22"/>
+          <w:sz w:val="20"/>
+          <w:szCs w:val="20"/>
           <w:lang w:val="en-US" w:bidi="ar-SA"/>
         </w:rPr>
       </w:r>
